--- a/Course/Component 2 - Algorithms and Programming/2.3 Algorithms/2.3.1 Algorithms/Homework (editable).docx
+++ b/Course/Component 2 - Algorithms and Programming/2.3 Algorithms/2.3.1 Algorithms/Homework (editable).docx
@@ -1021,16 +1021,7 @@
     </w:p>
     <w:p>
       <w:r>
-        <w:t xml:space="preserve">Write the output of each traversal. </w:t>
-      </w:r>
-      <w:r>
-        <w:rPr>
-          <w:b/>
-        </w:rPr>
-        <w:t>[3]</w:t>
-      </w:r>
-      <w:r>
-        <w:t xml:space="preserve"> </w:t>
+        <w:t xml:space="preserve">Write the output of each traversal below. </w:t>
       </w:r>
       <w:r>
         <w:rPr>
@@ -1038,38 +1029,6 @@
         </w:rPr>
         <w:t>(AO2)</w:t>
       </w:r>
-    </w:p>
-    <w:p>
-      <w:pPr>
-        <w:spacing w:before="260"/>
-        <w:pBdr>
-          <w:bottom w:val="single" w:sz="4" w:space="1" w:color="AAB4C0"/>
-        </w:pBdr>
-      </w:pPr>
-    </w:p>
-    <w:p>
-      <w:pPr>
-        <w:spacing w:before="260"/>
-        <w:pBdr>
-          <w:bottom w:val="single" w:sz="4" w:space="1" w:color="AAB4C0"/>
-        </w:pBdr>
-      </w:pPr>
-    </w:p>
-    <w:p>
-      <w:pPr>
-        <w:spacing w:before="260"/>
-        <w:pBdr>
-          <w:bottom w:val="single" w:sz="4" w:space="1" w:color="AAB4C0"/>
-        </w:pBdr>
-      </w:pPr>
-    </w:p>
-    <w:p>
-      <w:pPr>
-        <w:spacing w:before="260"/>
-        <w:pBdr>
-          <w:bottom w:val="single" w:sz="4" w:space="1" w:color="AAB4C0"/>
-        </w:pBdr>
-      </w:pPr>
     </w:p>
     <w:p>
       <w:r>
@@ -1696,7 +1655,7 @@
         <w:rPr>
           <w:i/>
         </w:rPr>
-        <w:t>(2.2.1)</w:t>
+        <w:t>(2.3.1 / 1.4.2)</w:t>
       </w:r>
       <w:r>
         <w:t xml:space="preserve"> State the data structure used by a </w:t>
